--- a/report/05_Requirements_Review.docx
+++ b/report/05_Requirements_Review.docx
@@ -3,8 +3,94 @@
 <w:document xmlns:ve="http://schemas.openxmlformats.org/markup-compatibility/2006" xmlns:o="urn:schemas-microsoft-com:office:office" xmlns:r="http://schemas.openxmlformats.org/officeDocument/2006/relationships" xmlns:m="http://schemas.openxmlformats.org/officeDocument/2006/math" xmlns:v="urn:schemas-microsoft-com:vml" xmlns:wp="http://schemas.openxmlformats.org/drawingml/2006/wordprocessingDrawing" xmlns:w10="urn:schemas-microsoft-com:office:word" xmlns:w="http://schemas.openxmlformats.org/wordprocessingml/2006/main" xmlns:wne="http://schemas.microsoft.com/office/word/2006/wordml">
   <w:body>
     <w:p>
+      <w:pPr>
+        <w:pStyle w:val="Heading1"/>
+      </w:pPr>
       <w:r>
         <w:t>Requirements Review</w:t>
+      </w:r>
+    </w:p>
+    <w:p>
+      <w:pPr>
+        <w:pStyle w:val="Heading2"/>
+      </w:pPr>
+      <w:r>
+        <w:t>Final requirement Status</w:t>
+      </w:r>
+    </w:p>
+    <w:p>
+      <w:r>
+        <w:rPr>
+          <w:noProof/>
+        </w:rPr>
+        <w:drawing>
+          <wp:inline distT="0" distB="0" distL="0" distR="0">
+            <wp:extent cx="5943600" cy="1393997"/>
+            <wp:effectExtent l="19050" t="0" r="0" b="0"/>
+            <wp:docPr id="1" name="Picture 1"/>
+            <wp:cNvGraphicFramePr>
+              <a:graphicFrameLocks xmlns:a="http://schemas.openxmlformats.org/drawingml/2006/main" noChangeAspect="1"/>
+            </wp:cNvGraphicFramePr>
+            <a:graphic xmlns:a="http://schemas.openxmlformats.org/drawingml/2006/main">
+              <a:graphicData uri="http://schemas.openxmlformats.org/drawingml/2006/picture">
+                <pic:pic xmlns:pic="http://schemas.openxmlformats.org/drawingml/2006/picture">
+                  <pic:nvPicPr>
+                    <pic:cNvPr id="0" name="Picture 1"/>
+                    <pic:cNvPicPr>
+                      <a:picLocks noChangeAspect="1" noChangeArrowheads="1"/>
+                    </pic:cNvPicPr>
+                  </pic:nvPicPr>
+                  <pic:blipFill>
+                    <a:blip r:embed="rId4"/>
+                    <a:srcRect/>
+                    <a:stretch>
+                      <a:fillRect/>
+                    </a:stretch>
+                  </pic:blipFill>
+                  <pic:spPr bwMode="auto">
+                    <a:xfrm>
+                      <a:off x="0" y="0"/>
+                      <a:ext cx="5943600" cy="1393997"/>
+                    </a:xfrm>
+                    <a:prstGeom prst="rect">
+                      <a:avLst/>
+                    </a:prstGeom>
+                    <a:noFill/>
+                    <a:ln w="9525">
+                      <a:noFill/>
+                      <a:miter lim="800000"/>
+                      <a:headEnd/>
+                      <a:tailEnd/>
+                    </a:ln>
+                  </pic:spPr>
+                </pic:pic>
+              </a:graphicData>
+            </a:graphic>
+          </wp:inline>
+        </w:drawing>
+      </w:r>
+    </w:p>
+    <w:p>
+      <w:r>
+        <w:t>All documented requirements were completed in Version 1.3. Appendix A provides the detailed requirement-by-requirement traceability matrix.</w:t>
+      </w:r>
+    </w:p>
+    <w:p>
+      <w:pPr>
+        <w:pStyle w:val="Heading2"/>
+      </w:pPr>
+      <w:r>
+        <w:t>Deferred and Future Requirements</w:t>
+      </w:r>
+    </w:p>
+    <w:p>
+      <w:r>
+        <w:t>Several capabilities are outside this project’s scope. These include real-time driver tracking, inventory management, recurring subscription billing, refund processing, employee scheduling, and third-party delivery-platform integration.</w:t>
+      </w:r>
+    </w:p>
+    <w:p>
+      <w:r>
+        <w:t>These features would require additional tables, business rules, and data sources. Future work should also add application-level access controls, audit logging, and a customer-facing ordering interface.</w:t>
       </w:r>
     </w:p>
     <w:sectPr>
@@ -178,6 +264,53 @@
     <w:qFormat/>
     <w:rsid w:val="00CF7D49"/>
   </w:style>
+  <w:style w:type="paragraph" w:styleId="Heading1">
+    <w:name w:val="heading 1"/>
+    <w:basedOn w:val="Normal"/>
+    <w:next w:val="Normal"/>
+    <w:link w:val="Heading1Char"/>
+    <w:uiPriority w:val="9"/>
+    <w:qFormat/>
+    <w:rsid w:val="003C3100"/>
+    <w:pPr>
+      <w:keepNext/>
+      <w:keepLines/>
+      <w:spacing w:before="480" w:after="0"/>
+      <w:outlineLvl w:val="0"/>
+    </w:pPr>
+    <w:rPr>
+      <w:rFonts w:asciiTheme="majorHAnsi" w:eastAsiaTheme="majorEastAsia" w:hAnsiTheme="majorHAnsi" w:cstheme="majorBidi"/>
+      <w:b/>
+      <w:bCs/>
+      <w:color w:val="365F91" w:themeColor="accent1" w:themeShade="BF"/>
+      <w:sz w:val="28"/>
+      <w:szCs w:val="28"/>
+    </w:rPr>
+  </w:style>
+  <w:style w:type="paragraph" w:styleId="Heading2">
+    <w:name w:val="heading 2"/>
+    <w:basedOn w:val="Normal"/>
+    <w:next w:val="Normal"/>
+    <w:link w:val="Heading2Char"/>
+    <w:uiPriority w:val="9"/>
+    <w:unhideWhenUsed/>
+    <w:qFormat/>
+    <w:rsid w:val="003C3100"/>
+    <w:pPr>
+      <w:keepNext/>
+      <w:keepLines/>
+      <w:spacing w:before="200" w:after="0"/>
+      <w:outlineLvl w:val="1"/>
+    </w:pPr>
+    <w:rPr>
+      <w:rFonts w:asciiTheme="majorHAnsi" w:eastAsiaTheme="majorEastAsia" w:hAnsiTheme="majorHAnsi" w:cstheme="majorBidi"/>
+      <w:b/>
+      <w:bCs/>
+      <w:color w:val="4F81BD" w:themeColor="accent1"/>
+      <w:sz w:val="26"/>
+      <w:szCs w:val="26"/>
+    </w:rPr>
+  </w:style>
   <w:style w:type="character" w:default="1" w:styleId="DefaultParagraphFont">
     <w:name w:val="Default Paragraph Font"/>
     <w:uiPriority w:val="1"/>
@@ -205,6 +338,66 @@
     <w:uiPriority w:val="99"/>
     <w:semiHidden/>
     <w:unhideWhenUsed/>
+  </w:style>
+  <w:style w:type="character" w:customStyle="1" w:styleId="Heading1Char">
+    <w:name w:val="Heading 1 Char"/>
+    <w:basedOn w:val="DefaultParagraphFont"/>
+    <w:link w:val="Heading1"/>
+    <w:uiPriority w:val="9"/>
+    <w:rsid w:val="003C3100"/>
+    <w:rPr>
+      <w:rFonts w:asciiTheme="majorHAnsi" w:eastAsiaTheme="majorEastAsia" w:hAnsiTheme="majorHAnsi" w:cstheme="majorBidi"/>
+      <w:b/>
+      <w:bCs/>
+      <w:color w:val="365F91" w:themeColor="accent1" w:themeShade="BF"/>
+      <w:sz w:val="28"/>
+      <w:szCs w:val="28"/>
+    </w:rPr>
+  </w:style>
+  <w:style w:type="character" w:customStyle="1" w:styleId="Heading2Char">
+    <w:name w:val="Heading 2 Char"/>
+    <w:basedOn w:val="DefaultParagraphFont"/>
+    <w:link w:val="Heading2"/>
+    <w:uiPriority w:val="9"/>
+    <w:rsid w:val="003C3100"/>
+    <w:rPr>
+      <w:rFonts w:asciiTheme="majorHAnsi" w:eastAsiaTheme="majorEastAsia" w:hAnsiTheme="majorHAnsi" w:cstheme="majorBidi"/>
+      <w:b/>
+      <w:bCs/>
+      <w:color w:val="4F81BD" w:themeColor="accent1"/>
+      <w:sz w:val="26"/>
+      <w:szCs w:val="26"/>
+    </w:rPr>
+  </w:style>
+  <w:style w:type="paragraph" w:styleId="BalloonText">
+    <w:name w:val="Balloon Text"/>
+    <w:basedOn w:val="Normal"/>
+    <w:link w:val="BalloonTextChar"/>
+    <w:uiPriority w:val="99"/>
+    <w:semiHidden/>
+    <w:unhideWhenUsed/>
+    <w:rsid w:val="00763B24"/>
+    <w:pPr>
+      <w:spacing w:after="0" w:line="240" w:lineRule="auto"/>
+    </w:pPr>
+    <w:rPr>
+      <w:rFonts w:ascii="Tahoma" w:hAnsi="Tahoma" w:cs="Tahoma"/>
+      <w:sz w:val="16"/>
+      <w:szCs w:val="16"/>
+    </w:rPr>
+  </w:style>
+  <w:style w:type="character" w:customStyle="1" w:styleId="BalloonTextChar">
+    <w:name w:val="Balloon Text Char"/>
+    <w:basedOn w:val="DefaultParagraphFont"/>
+    <w:link w:val="BalloonText"/>
+    <w:uiPriority w:val="99"/>
+    <w:semiHidden/>
+    <w:rsid w:val="00763B24"/>
+    <w:rPr>
+      <w:rFonts w:ascii="Tahoma" w:hAnsi="Tahoma" w:cs="Tahoma"/>
+      <w:sz w:val="16"/>
+      <w:szCs w:val="16"/>
+    </w:rPr>
   </w:style>
 </w:styles>
 </file>

--- a/report/05_Requirements_Review.docx
+++ b/report/05_Requirements_Review.docx
@@ -15,8 +15,28 @@
         <w:pStyle w:val="Heading2"/>
       </w:pPr>
       <w:r>
-        <w:t>Final requirement Status</w:t>
-      </w:r>
+        <w:t>Final Requirements Status</w:t>
+      </w:r>
+    </w:p>
+    <w:p>
+      <w:r>
+        <w:t>The team reviewed each original business requirement against the final database design, SQL implementation, sample data, and query set. Figure 11 shows the final status and implementation evidence for BR-01 through BR-18. All requirements were completed within the approved project scope. The detailed final requirements register is provided in Appendix B.</w:t>
+      </w:r>
+    </w:p>
+    <w:p>
+      <w:proofErr w:type="gramStart"/>
+      <w:r>
+        <w:t>Figure 11.</w:t>
+      </w:r>
+      <w:proofErr w:type="gramEnd"/>
+      <w:r>
+        <w:t xml:space="preserve"> </w:t>
+      </w:r>
+      <w:proofErr w:type="gramStart"/>
+      <w:r>
+        <w:t>Final implementation status and supporting evidence for the Domino’s online-ordering business requirements.</w:t>
+      </w:r>
+      <w:proofErr w:type="gramEnd"/>
     </w:p>
     <w:p>
       <w:r>
@@ -25,9 +45,9 @@
         </w:rPr>
         <w:drawing>
           <wp:inline distT="0" distB="0" distL="0" distR="0">
-            <wp:extent cx="5943600" cy="1393997"/>
+            <wp:extent cx="5943600" cy="3423920"/>
             <wp:effectExtent l="19050" t="0" r="0" b="0"/>
-            <wp:docPr id="1" name="Picture 1"/>
+            <wp:docPr id="2" name="Picture 1" descr="Requirements_Review.png"/>
             <wp:cNvGraphicFramePr>
               <a:graphicFrameLocks xmlns:a="http://schemas.openxmlformats.org/drawingml/2006/main" noChangeAspect="1"/>
             </wp:cNvGraphicFramePr>
@@ -35,33 +55,23 @@
               <a:graphicData uri="http://schemas.openxmlformats.org/drawingml/2006/picture">
                 <pic:pic xmlns:pic="http://schemas.openxmlformats.org/drawingml/2006/picture">
                   <pic:nvPicPr>
-                    <pic:cNvPr id="0" name="Picture 1"/>
-                    <pic:cNvPicPr>
-                      <a:picLocks noChangeAspect="1" noChangeArrowheads="1"/>
-                    </pic:cNvPicPr>
+                    <pic:cNvPr id="0" name="Requirements_Review.png"/>
+                    <pic:cNvPicPr/>
                   </pic:nvPicPr>
                   <pic:blipFill>
                     <a:blip r:embed="rId4"/>
-                    <a:srcRect/>
                     <a:stretch>
                       <a:fillRect/>
                     </a:stretch>
                   </pic:blipFill>
-                  <pic:spPr bwMode="auto">
+                  <pic:spPr>
                     <a:xfrm>
                       <a:off x="0" y="0"/>
-                      <a:ext cx="5943600" cy="1393997"/>
+                      <a:ext cx="5943600" cy="3423920"/>
                     </a:xfrm>
                     <a:prstGeom prst="rect">
                       <a:avLst/>
                     </a:prstGeom>
-                    <a:noFill/>
-                    <a:ln w="9525">
-                      <a:noFill/>
-                      <a:miter lim="800000"/>
-                      <a:headEnd/>
-                      <a:tailEnd/>
-                    </a:ln>
                   </pic:spPr>
                 </pic:pic>
               </a:graphicData>
@@ -72,7 +82,7 @@
     </w:p>
     <w:p>
       <w:r>
-        <w:t>All documented requirements were completed in Version 1.3. Appendix A provides the detailed requirement-by-requirement traceability matrix.</w:t>
+        <w:t>The final build supports the complete customer-ordering process, including registered and guest orders, addresses, store fulfillment, menu configuration, product variations, customizations, payment attempts, promotions, loyalty activity, and order-status history. It also implements the proposed Meal Club venture through subscription plans, customer subscriptions, and subscription-benefit events. The query set demonstrates reporting across sales, products, customizations, stores, promotions, customers, fulfillment methods, loyalty activity, and Meal Club benefit usage.</w:t>
       </w:r>
     </w:p>
     <w:p>
@@ -85,12 +95,13 @@
     </w:p>
     <w:p>
       <w:r>
-        <w:t>Several capabilities are outside this project’s scope. These include real-time driver tracking, inventory management, recurring subscription billing, refund processing, employee scheduling, and third-party delivery-platform integration.</w:t>
-      </w:r>
-    </w:p>
-    <w:p>
-      <w:r>
-        <w:t>These features would require additional tables, business rules, and data sources. Future work should also add application-level access controls, audit logging, and a customer-facing ordering interface.</w:t>
+        <w:t>Several capabilities remain outside the approved project scope. These include real-time driver tracking, inventory management, recurring subscription billing, refund processing, employee scheduling, and third-party delivery-platform integration.</w:t>
+      </w:r>
+    </w:p>
+    <w:p/>
+    <w:p>
+      <w:r>
+        <w:t>These capabilities would require additional tables, business rules, and data sources. Future work should also add application-level access controls, audit logging, and a customer-facing ordering interface.</w:t>
       </w:r>
     </w:p>
     <w:sectPr>

--- a/report/05_Requirements_Review.docx
+++ b/report/05_Requirements_Review.docx
@@ -20,13 +20,22 @@
     </w:p>
     <w:p>
       <w:r>
-        <w:t>The team reviewed each original business requirement against the final database design, SQL implementation, sample data, and query set. Figure 11 shows the final status and implementation evidence for BR-01 through BR-18. All requirements were completed within the approved project scope. The detailed final requirements register is provided in Appendix B.</w:t>
+        <w:t>The team reviewed each original business requirement against the final database design, SQL implementation, sampl</w:t>
+      </w:r>
+      <w:r>
+        <w:t>e data, and query set. Figure 13</w:t>
+      </w:r>
+      <w:r>
+        <w:t xml:space="preserve"> shows the final status and implementation evidence for BR-01 through BR-18. All requirements were completed within the approved project scope. The detailed final requirements register is provided in Appendix B.</w:t>
       </w:r>
     </w:p>
     <w:p>
       <w:proofErr w:type="gramStart"/>
       <w:r>
-        <w:t>Figure 11.</w:t>
+        <w:t>Figure 13</w:t>
+      </w:r>
+      <w:r>
+        <w:t>.</w:t>
       </w:r>
       <w:proofErr w:type="gramEnd"/>
       <w:r>
